--- a/chapters/vol9/08-Chương-8-Và-rồi-ngày-quan-trọng-cũng-đến.docx
+++ b/chapters/vol9/08-Chương-8-Và-rồi-ngày-quan-trọng-cũng-đến.docx
@@ -5095,7 +5095,7 @@
           <w:color w:val="222222"/>
           <w:sz w:val="24"/>
         </w:rPr>
-        <w:t>“Đã—Đã lâu không gặp, cô Koyuki…”</w:t>
+        <w:t>“Đã—Đã lâu không gặp, bác Koyuki…”</w:t>
       </w:r>
     </w:p>
     <w:p>
@@ -5134,7 +5134,7 @@
           <w:color w:val="222222"/>
           <w:sz w:val="24"/>
         </w:rPr>
-        <w:t>Mahiru cuối cùng cũng lau đi những giọt nước mắt lớn không ngừng tuôn rơi bằng chiếc khăn tay, và cố gắng nở một nụ cười rạng rỡ. Thấy vậy, nét mặt của cô Koyuki dịu lại thành một nụ cười nhẹ nhõm.</w:t>
+        <w:t>Mahiru cuối cùng cũng lau đi những giọt nước mắt lớn không ngừng tuôn rơi bằng chiếc khăn tay, và cố gắng nở một nụ cười rạng rỡ. Thấy vậy, nét mặt của bác Koyuki dịu lại thành một nụ cười nhẹ nhõm.</w:t>
       </w:r>
     </w:p>
     <w:p>
@@ -5160,7 +5160,7 @@
           <w:color w:val="222222"/>
           <w:sz w:val="24"/>
         </w:rPr>
-        <w:t>Khi còn nhỏ, Mahiru tuy mạnh mẽ nhưng cũng rất mong manh, không bao giờ chịu để lộ điểm yếu của mình, ngay cả với cô Koyuki. Cô hiếm khi rơi nước mắt, luôn kìm nén mọi thứ trong lòng và không thể dựa dẫm vào ai, dù cho bản thân có tổn thương đến nhường nào. Cô không còn cách nào khác ngoài việc tự mình gánh chịu tất cả. Nhưng giờ đây, Mahiru đã trút bỏ được lớp vỏ bọc cứng nhắc ấy. Cô đã trở nên dịu dàng hơn, cởi mở hơn, nhưng đồng thời, cô cũng đã trưởng thành, mạnh mẽ và kiên cường hơn.</w:t>
+        <w:t>Khi còn nhỏ, Mahiru tuy mạnh mẽ nhưng cũng rất mong manh, không bao giờ chịu để lộ điểm yếu của mình, ngay cả với bác Koyuki. Cô hiếm khi rơi nước mắt, luôn kìm nén mọi thứ trong lòng và không thể dựa dẫm vào ai, dù cho bản thân có tổn thương đến nhường nào. Cô không còn cách nào khác ngoài việc tự mình gánh chịu tất cả. Nhưng giờ đây, Mahiru đã trút bỏ được lớp vỏ bọc cứng nhắc ấy. Cô đã trở nên dịu dàng hơn, cởi mở hơn, nhưng đồng thời, cô cũng đã trưởng thành, mạnh mẽ và kiên cường hơn.</w:t>
       </w:r>
     </w:p>
     <w:p>
